--- a/Change-Management/In-House Root-Intermediate CA Change Management.docx
+++ b/Change-Management/In-House Root-Intermediate CA Change Management.docx
@@ -269,7 +269,15 @@
         </w:numPr>
       </w:pPr>
       <w:r>
-        <w:t>Manual certificate installation on non-domain joined devices (Linux, RTUs, etc)</w:t>
+        <w:t xml:space="preserve">Manual certificate installation on non-domain joined devices (Linux, RTUs, </w:t>
+      </w:r>
+      <w:proofErr w:type="spellStart"/>
+      <w:r>
+        <w:t>etc</w:t>
+      </w:r>
+      <w:proofErr w:type="spellEnd"/>
+      <w:r>
+        <w:t>)</w:t>
       </w:r>
     </w:p>
     <w:p/>
@@ -309,19 +317,7 @@
           <w:rPr>
             <w:rStyle w:val="Hyperlink"/>
           </w:rPr>
-          <w:t xml:space="preserve">[Refer to </w:t>
-        </w:r>
-        <w:r>
-          <w:rPr>
-            <w:rStyle w:val="Hyperlink"/>
-          </w:rPr>
-          <w:t>S</w:t>
-        </w:r>
-        <w:r>
-          <w:rPr>
-            <w:rStyle w:val="Hyperlink"/>
-          </w:rPr>
-          <w:t>OP</w:t>
+          <w:t>[Refer to SOP</w:t>
         </w:r>
         <w:r>
           <w:rPr>
@@ -363,7 +359,15 @@
         </w:numPr>
       </w:pPr>
       <w:r>
-        <w:t>Have Root CA sign the Intermediate CA</w:t>
+        <w:t xml:space="preserve">Have Root CA </w:t>
+      </w:r>
+      <w:proofErr w:type="gramStart"/>
+      <w:r>
+        <w:t>sign</w:t>
+      </w:r>
+      <w:proofErr w:type="gramEnd"/>
+      <w:r>
+        <w:t xml:space="preserve"> the Intermediate CA</w:t>
       </w:r>
       <w:r>
         <w:t>’s Certificate Signing Request</w:t>
@@ -665,7 +669,15 @@
         </w:numPr>
       </w:pPr>
       <w:r>
-        <w:t>Force GPUpdate on impacted devices</w:t>
+        <w:t xml:space="preserve">Force </w:t>
+      </w:r>
+      <w:proofErr w:type="spellStart"/>
+      <w:r>
+        <w:t>GPUpdate</w:t>
+      </w:r>
+      <w:proofErr w:type="spellEnd"/>
+      <w:r>
+        <w:t xml:space="preserve"> on impacted devices</w:t>
       </w:r>
     </w:p>
     <w:sectPr>
